--- a/rapports/16_02_2026/DIEYNABA/coh_EQ10_sup_033202050913.docx
+++ b/rapports/16_02_2026/DIEYNABA/coh_EQ10_sup_033202050913.docx
@@ -25,7 +25,7 @@
         <w:br/>
         <w:t>Grappe: 033202050913</w:t>
         <w:br/>
-        <w:t>Date: 16/02/2026 a 12:40</w:t>
+        <w:t>Date: 16/02/2026 a 12:58</w:t>
       </w:r>
     </w:p>
     <w:p/>
@@ -3599,7 +3599,7 @@
         </w:rPr>
         <w:t xml:space="preserve">- Le montant dépensé de l'entreprise COMMERÇANT en achat de matières premières pour les produits vendus au cours des 30 derniers jours ou durant le dernier mois où l'entreprise a fonctionné ne peut pas être supéreur aux montants obtenus sur la vente de produits transformés par l'entreprise au cours de cette même période où l'entreprise a fonctionné (s10q49 &gt; s10q48), prière de corriger. L'entreprise COMMERÇANT a depensé en achat de matières premières pour les produits vendus (s10q49 different de 0) mais dit n'avoir réçu aucune somme sur la vente de produits transformés (s10q48 est égal à 0), prière de fournir de l'effort pour estimer le montant obtenu sur la vente vente de produits transformés. L'entreprise COMMERÇANT est généralement une entreprise commerciale ou de service dont elle ne depense pas en achat de matières premières.Elle ne transforme pas de produit donc ne peut pas obtenir un montant sur la vente des produits transformés (10.48 ou 10.49). Prière de mettre 0 pour ces questions si elles ne font pas de transformation. </w:t>
         <w:br/>
-        <w:t>- Peu plausible! la valeur actuelle déclarée en s10q38 pour MECANICIEN semble trop petite ou trop élevée. Veuillez, s'il vous plaît, confirmer cette information avec le QG ou la corriger. Veuillez, s'il vous plaît, donner une valeur exacte ou estimée du montant à renseigner different de 9999 dans les champs s1046 à s10q57 pour MECANICIEN.</w:t>
+        <w:t>- Peu plausible! la valeur actuelle déclarée en s10q38 pour MECANICIEN semble trop petite ou trop élevée. Veuillez, s'il vous plaît, confirmer cette information avec le QG ou la corriger. Veuillez, s'il vous plaît, donner une valeur exacte ou estimée du montant à renseigner different de 9999 dans les champs s1046 à s10q57 pour MECANICIEN. Le salaire qu'une personne de cette catégorie (10.62) a travaillé(e) dans cette entreprise MECANICIEN est élevé ou faible. Prière de confirmer cette information avec le QG ou de corriger.</w:t>
       </w:r>
     </w:p>
     <w:p>

--- a/rapports/16_02_2026/DIEYNABA/coh_EQ10_sup_033202050913.docx
+++ b/rapports/16_02_2026/DIEYNABA/coh_EQ10_sup_033202050913.docx
@@ -25,7 +25,7 @@
         <w:br/>
         <w:t>Grappe: 033202050913</w:t>
         <w:br/>
-        <w:t>Date: 16/02/2026 a 12:58</w:t>
+        <w:t>Date: 16/02/2026 a 13:04</w:t>
       </w:r>
     </w:p>
     <w:p/>
@@ -875,13 +875,13 @@
         </w:rPr>
         <w:t xml:space="preserve">- Incohérence ! seulement les écoles gouvermentales paient les cotisations (Gouvernement, communauté, ONG ou organisation humanitaire). veuillez, s'il vous plait, confirmer cette information de AWA TALL avec le QG ou apporter les corrections nécessaires. </w:t>
         <w:br/>
-        <w:t xml:space="preserve">- Le montant des autres depenses pour l'année scolaire de AMY SEYE TALL est faible ou élevé. veuillez, s'il vous plait, confirmer ces informations avec le QG ou apporter les corrections nécessaires. Attention ! Le frais de scolarité (95000 Fcfa) de AMY SEYE TALL en 3ème année de Primaire est relativement élevé par rapport aux autres frais de scolarités observés dans cette zone. Prière de corriger ou de confirmer avec le QG. </w:t>
+        <w:t xml:space="preserve">- Le montant des autres depenses pour l'année scolaire de AMY SEYE TALL est faible ou élevé. veuillez, s'il vous plait, confirmer ces informations avec le QG ou apporter les corrections nécessaires. </w:t>
         <w:br/>
         <w:t xml:space="preserve">- Peu probable! BASSIROU TALL  n'arrive pas  à comprendre un petit texte lu dans une langue locale (s02q03). Veuillez corriger ou donner des explications au QG. </w:t>
         <w:br/>
         <w:t xml:space="preserve">- Peu probable! BASSIROU TALL 2  n'arrive pas  à comprendre un petit texte lu dans une langue locale (s02q03). Veuillez corriger ou donner des explications au QG. Le montant des autres depenses pour l'année scolaire de BASSIROU TALL 2 est faible ou élevé. veuillez, s'il vous plait, confirmer ces informations avec le QG ou apporter les corrections nécessaires. </w:t>
         <w:br/>
-        <w:t xml:space="preserve">- Peu probable! KHADY TALL  n'arrive pas  à comprendre un petit texte lu dans une langue locale (s02q03). Veuillez corriger ou donner des explications au QG. Le montant des autres depenses pour l'année scolaire de KHADY TALL est faible ou élevé. veuillez, s'il vous plait, confirmer ces informations avec le QG ou apporter les corrections nécessaires. Attention ! Le frais de scolarité (141000 Fcfa) de KHADY TALL en 3ème année de Primaire est relativement élevé par rapport aux autres frais de scolarités observés dans cette zone. Prière de corriger ou de confirmer avec le QG. </w:t>
+        <w:t xml:space="preserve">- Peu probable! KHADY TALL  n'arrive pas  à comprendre un petit texte lu dans une langue locale (s02q03). Veuillez corriger ou donner des explications au QG. Le montant des autres depenses pour l'année scolaire de KHADY TALL est faible ou élevé. veuillez, s'il vous plait, confirmer ces informations avec le QG ou apporter les corrections nécessaires. </w:t>
         <w:br/>
         <w:t xml:space="preserve">- Peu probable! MOHAMED TALL  n'arrive pas  à comprendre un petit texte lu dans une langue locale (s02q03). Veuillez corriger ou donner des explications au QG. Peu probable! MOHAMED TALL  ne sait ni lire, ni écrire, ni comprendre dans aucune des langues  (s02q01,s02q02,s02q03). Veuillez corriger ou donner des explications au QG. </w:t>
         <w:br/>
@@ -908,7 +908,7 @@
         <w:rPr>
           <w:sz w:val="20"/>
         </w:rPr>
-        <w:t>- Attention ! Le prix unitaire d'achat (125 Fcfa) de Pain moderne (Baguette) en miche (Moyen) est relativement faible par rapport aux autres prix observés dans cette zone. Prière de corriger ou de confirmer avec le QG. Avertissement!!! Le ménage a consommé 10.5 Bidon 20l taille unique de Eau minérale/filtrée en bouteille locale, cette quantité semble anormale pour une consommation des 7 derniers jours, prière de verifier et corriger. Attention ! Le prix unitaire d'achat (225 Fcfa) de Eau minérale/filtrée en bouteille locale en Bidon 20l (taille unique) est relativement élevé par rapport aux autres prix observés dans cette zone. Prière de corriger ou de confirmer avec le QG. Avertissement!!! Le ménage a consommé 8 Pièce Petit de Capitaine frais, cette quantité semble anormale pour une consommation des 7 derniers jours.Prière de corriger ou de confirmer avec le QG. Incohérence!! Dans ce ménage, chaque individus consomme par jour 20.67129 Kg  de cereale; Prière de revoir les quantités prises de ces produits.</w:t>
+        <w:t>- Attention ! Le prix unitaire d'achat (100 Fcfa) de Piment frais en Sachets (Tres petit) est relativement élevé par rapport aux autres prix observés dans cette zone. Prière de corriger ou de confirmer avec le QG. Attention ! Le prix unitaire d'achat (125 Fcfa) de Pain moderne (Baguette) en miche (Moyen) est relativement faible par rapport aux autres prix observés dans cette zone. Prière de corriger ou de confirmer avec le QG. Avertissement!!! Le ménage a consommé 10.5 Bidon 20l taille unique de Eau minérale/filtrée en bouteille locale, cette quantité semble anormale pour une consommation des 7 derniers jours, prière de verifier et corriger. Attention ! Le prix unitaire d'achat (225 Fcfa) de Eau minérale/filtrée en bouteille locale en Bidon 20l (taille unique) est relativement élevé par rapport aux autres prix observés dans cette zone. Prière de corriger ou de confirmer avec le QG. Avertissement!!! Le ménage a consommé 8 Pièce Petit de Capitaine frais, cette quantité semble anormale pour une consommation des 7 derniers jours.Prière de corriger ou de confirmer avec le QG. Incohérence!! Dans ce ménage, chaque individus consomme par jour 38.81943 Kg  de cereale; Prière de revoir les quantités prises de ces produits.</w:t>
       </w:r>
     </w:p>
     <w:p>
@@ -993,6 +993,27 @@
           <w:sz w:val="20"/>
         </w:rPr>
         <w:t>- Le montant dépensé de L'entreprise VENDEUR DE CHAUSSURES pour l'achat de ces marchandises revendues en état, sans transformation ne peut être supérieur aux montants obtenus sur la revente de marchandises achetées et revendues en état au cours des 30 derniers jours ou durant le dernier mois où l'entreprise a fonctionné (s10q47 &gt; s10q46), prière de corriger.</w:t>
+      </w:r>
+    </w:p>
+    <w:p>
+      <w:r>
+        <w:rPr>
+          <w:b/>
+          <w:color w:val="4672C4"/>
+          <w:sz w:val="22"/>
+        </w:rPr>
+        <w:t>&gt;&gt; Section12 - Actifs du menage</w:t>
+      </w:r>
+    </w:p>
+    <w:p>
+      <w:pPr>
+        <w:ind w:left="283"/>
+      </w:pPr>
+      <w:r>
+        <w:rPr>
+          <w:sz w:val="20"/>
+        </w:rPr>
+        <w:t>- Attention ! Appareil TV a été achété à 200000 Fcfa est relativement élevé par rapport aux autres prix d'achat observés dans cette zone. Prière de corriger ou de confirmer avec le QG.</w:t>
       </w:r>
     </w:p>
     <w:p>
@@ -1448,6 +1469,27 @@
           <w:sz w:val="20"/>
         </w:rPr>
         <w:t>- Le montant de la dernière facture d'eau avec la périodicité ne peut pas être égale à 0 ou est trop élevé, veuillez revoir la question s11q23a s'il vous plait.</w:t>
+      </w:r>
+    </w:p>
+    <w:p>
+      <w:r>
+        <w:rPr>
+          <w:b/>
+          <w:color w:val="4672C4"/>
+          <w:sz w:val="22"/>
+        </w:rPr>
+        <w:t>&gt;&gt; Section12 - Actifs du menage</w:t>
+      </w:r>
+    </w:p>
+    <w:p>
+      <w:pPr>
+        <w:ind w:left="283"/>
+      </w:pPr>
+      <w:r>
+        <w:rPr>
+          <w:sz w:val="20"/>
+        </w:rPr>
+        <w:t>- Attention ! Bonbonne de gaz a été revendu à 6000 Fcfa qui est relativement faible par rapport aux autres prix de revente observés dans cette zone. Prière de corriger ou de confirmer avec le QG.</w:t>
       </w:r>
     </w:p>
     <w:p>
@@ -1945,7 +1987,7 @@
         <w:rPr>
           <w:sz w:val="20"/>
         </w:rPr>
-        <w:t>- Avertissement!! La quantité (3.5 litre) du produit Huile de palme raffinée consommée  par le ménage semble très élevé, prière de corriger ou confirmer avec le QG. Avertissement!!! Le ménage a consommé 14 Bidon 20l taille unique de Eau minérale/filtrée en bouteille locale, cette quantité semble anormale pour une consommation des 7 derniers jours, prière de verifier et corriger. Avertissement!!!Le ménage a consommé 49 miche de Moyen de Pain moderne (Baguette)  ce qui semble incoherent pour une consommation aucours des 7 derniers jours, prière de verifier et corriger. Incohérence!! Dans ce ménage, chaque individus consomme par jour 4.15373 Kg  de cereale; Prière de revoir les quantités prises de ces produits. Attention ! Le prix unitaire d'achat (25000 Fcfa) de Riz importé parfumé en Sac (50 Kg) (taille unique) est relativement élevé par rapport aux autres prix observés dans cette zone. Prière de corriger ou de confirmer avec le QG.</w:t>
+        <w:t>- Attention ! Le prix unitaire d'achat (200 Fcfa) de Vinaigre de vin en Sachets (Moyen) est relativement élevé par rapport aux autres prix observés dans cette zone. Prière de corriger ou de confirmer avec le QG. Avertissement!! La quantité (3.5 litre) du produit Huile de palme raffinée consommée  par le ménage semble très élevé, prière de corriger ou confirmer avec le QG. Avertissement!!! Le ménage a consommé 14 Bidon 20l taille unique de Eau minérale/filtrée en bouteille locale, cette quantité semble anormale pour une consommation des 7 derniers jours, prière de verifier et corriger. Avertissement!!!Le ménage a consommé 49 miche de Moyen de Pain moderne (Baguette)  ce qui semble incoherent pour une consommation aucours des 7 derniers jours, prière de verifier et corriger. Incohérence!! Dans ce ménage, chaque individus consomme par jour 8.447381 Kg  de cereale; Prière de revoir les quantités prises de ces produits. Attention ! Le prix unitaire d'achat (25000 Fcfa) de Riz importé parfumé en Sac (50 Kg) (taille unique) est relativement élevé par rapport aux autres prix observés dans cette zone. Prière de corriger ou de confirmer avec le QG.</w:t>
       </w:r>
     </w:p>
     <w:p>
@@ -2488,7 +2530,7 @@
         <w:rPr>
           <w:sz w:val="20"/>
         </w:rPr>
-        <w:t>- Attention ! Le prix unitaire d'achat (100 Fcfa) de Piment séché en Sachets (Tres petit) est relativement élevé par rapport aux autres prix observés dans cette zone. Prière de corriger ou de confirmer avec le QG. Attention ! Le prix unitaire d'achat (150 Fcfa) de Niébé/Haricots secs en Sachets (Petit) est relativement élevé par rapport aux autres prix observés dans cette zone. Prière de corriger ou de confirmer avec le QG. Attention ! Le prix unitaire d'achat (50 Fcfa) de Tomate fraîche en Sachets (Petit) est relativement faible par rapport aux autres prix observés dans cette zone. Prière de corriger ou de confirmer avec le QG. Avertissement!! La quantité (4.75 litre) du produit Autres huiles alimentaires n.d.a. (maïs, palmiste, tournesol, coco, lait de vache, etc.) consommée  par le ménage semble très élevé, prière de corriger ou confirmer avec le QG. Avertissement!!! Le ménage a consommé 20 Pièce Petit de Capitaine frais, cette quantité semble anormale pour une consommation des 7 derniers jours.Prière de corriger ou de confirmer avec le QG. Avertissement!!! Le ménage a consommé 7 Bidon 20l taille unique de Eau minérale/filtrée en bouteille locale, cette quantité semble anormale pour une consommation des 7 derniers jours, prière de verifier et corriger. Incohérence!! Dans ce ménage, chaque individus consomme par jour 28.28125 Kg  de cereale; Prière de revoir les quantités prises de ces produits. Incohérence!! Dans ce ménage, chaque individus consomme par jour 28.28125 Kg  de cereale; Prière de revoir les quantités prises de ces produits. Attention ! Le prix unitaire d'achat (416.6667 Fcfa) de Riz local Gambiaka en Kg (taille unique) est relativement élevé par rapport aux autres prix observés dans cette zone. Prière de corriger ou de confirmer avec le QG.</w:t>
+        <w:t>- Attention ! Le prix unitaire d'achat (100 Fcfa) de Piment séché en Sachets (Tres petit) est relativement élevé par rapport aux autres prix observés dans cette zone. Prière de corriger ou de confirmer avec le QG. Attention ! Le prix unitaire d'achat (150 Fcfa) de Niébé/Haricots secs en Sachets (Petit) est relativement élevé par rapport aux autres prix observés dans cette zone. Prière de corriger ou de confirmer avec le QG. Attention ! Le prix unitaire d'achat (25 Fcfa) de Piment frais en Sachets (Tres petit) est relativement faible par rapport aux autres prix observés dans cette zone. Prière de corriger ou de confirmer avec le QG. Attention ! Le prix unitaire d'achat (50 Fcfa) de Aubergine   en Pièce (Petit) est relativement faible par rapport aux autres prix observés dans cette zone. Prière de corriger ou de confirmer avec le QG. Attention ! Le prix unitaire d'achat (50 Fcfa) de Tomate fraîche en Sachets (Petit) est relativement faible par rapport aux autres prix observés dans cette zone. Prière de corriger ou de confirmer avec le QG. Attention ! Soupçons de quantité anormale! Le ménage de NDEYE BACINE avec une taille de 8 personnes a consommé 11 Sachets en Petit de Tomate fraîche qui est relativement élevé comme consommation par rapport à la condition de vie des autres ménages de même taille dans cette zone. Prière de corriger ou de confirmer avec le QG. Avertissement!! La quantité (4.75 litre) du produit Autres huiles alimentaires n.d.a. (maïs, palmiste, tournesol, coco, lait de vache, etc.) consommée  par le ménage semble très élevé, prière de corriger ou confirmer avec le QG. Avertissement!!! Le ménage a consommé 20 Pièce Petit de Capitaine frais, cette quantité semble anormale pour une consommation des 7 derniers jours.Prière de corriger ou de confirmer avec le QG. Avertissement!!! Le ménage a consommé 7 Bidon 20l taille unique de Eau minérale/filtrée en bouteille locale, cette quantité semble anormale pour une consommation des 7 derniers jours, prière de verifier et corriger. Incohérence!! Dans ce ménage, chaque individus consomme par jour 47.86161 Kg  de cereale; Prière de revoir les quantités prises de ces produits. Incohérence!! Dans ce ménage, chaque individus consomme par jour 47.86161 Kg  de cereale; Prière de revoir les quantités prises de ces produits.</w:t>
       </w:r>
     </w:p>
     <w:p>
@@ -3002,7 +3044,7 @@
         <w:rPr>
           <w:sz w:val="20"/>
         </w:rPr>
-        <w:t>- Attention ! Le prix unitaire d'achat (200 Fcfa) de Aubergine   en Pièce (Petit) est relativement élevé par rapport aux autres prix observés dans cette zone. Prière de corriger ou de confirmer avec le QG. Attention ! Le prix unitaire d'achat (200 Fcfa) de Carotte en Pièce (Petit) est relativement élevé par rapport aux autres prix observés dans cette zone. Prière de corriger ou de confirmer avec le QG. Avertissement!!! Le ménage a consommé 1 Bidon 20l taille unique de Eau minérale/filtrée en bouteille locale, cette quantité semble anormale pour une consommation des 7 derniers jours, prière de verifier et corriger. Incohérence!! Dans ce ménage, chaque individus consomme par jour 32.09306 Kg  de cereale; Prière de revoir les quantités prises de ces produits.</w:t>
+        <w:t>- Attention ! Le prix unitaire d'achat (200 Fcfa) de Aubergine   en Pièce (Petit) est relativement élevé par rapport aux autres prix observés dans cette zone. Prière de corriger ou de confirmer avec le QG. Attention ! Le prix unitaire d'achat (200 Fcfa) de Carotte en Pièce (Petit) est relativement élevé par rapport aux autres prix observés dans cette zone. Prière de corriger ou de confirmer avec le QG. Attention ! Le prix unitaire d'achat (200 Fcfa) de Manioc en tubercules en Morceau (Portion) (Petit) est relativement élevé par rapport aux autres prix observés dans cette zone. Prière de corriger ou de confirmer avec le QG. Attention ! Le prix unitaire d'achat (200 Fcfa) de Tomate séchée en Sachets (Petit) est relativement élevé par rapport aux autres prix observés dans cette zone. Prière de corriger ou de confirmer avec le QG. Attention ! Le prix unitaire d'achat (800 Fcfa) de Chocolat pâte à tartiner en Pot (Petit) est relativement faible par rapport aux autres prix observés dans cette zone. Prière de corriger ou de confirmer avec le QG. Attention ! Soupçons de quantité anormale! Le ménage de CHEIKH THIAM avec une taille de 7 personnes a consommé 12 Pièce en Petit de Citron qui est relativement élevé comme consommation par rapport à la condition de vie des autres ménages de même taille dans cette zone. Prière de corriger ou de confirmer avec le QG. Attention ! Soupçons de quantité anormale! Le ménage de CHEIKH THIAM avec une taille de 7 personnes a consommé 14 Sachets en Petit de Piment séché qui est relativement élevé comme consommation par rapport à la condition de vie des autres ménages de même taille dans cette zone. Prière de corriger ou de confirmer avec le QG. Avertissement!!! Le ménage a consommé 1 Bidon 20l taille unique de Eau minérale/filtrée en bouteille locale, cette quantité semble anormale pour une consommation des 7 derniers jours, prière de verifier et corriger. Incohérence!! Dans ce ménage, chaque individus consomme par jour 56.73306 Kg  de cereale; Prière de revoir les quantités prises de ces produits.</w:t>
       </w:r>
     </w:p>
     <w:p>
@@ -3065,7 +3107,11 @@
         <w:rPr>
           <w:sz w:val="20"/>
         </w:rPr>
-        <w:t>- Attention ! Fer à repasser à charbon a été achété à 15000 Fcfa est relativement élevé par rapport aux autres prix d'achat observés dans cette zone. Prière de corriger ou de confirmer avec le QG. Attention ! Fer à repasser à charbon a été revendu à 10000 Fcfa qui est relativement élevé par rapport aux autres prix de revente observés dans cette zone. Prière de corriger ou de confirmer avec le QG.</w:t>
+        <w:t xml:space="preserve">- Attention ! Armoires et autres meubles a été achété à 600000 Fcfa est relativement élevé par rapport aux autres prix d'achat observés dans cette zone. Prière de corriger ou de confirmer avec le QG. Attention ! Armoires et autres meubles a été revendu à 600000 Fcfa qui est relativement élevé par rapport aux autres prix de revente observés dans cette zone. Prière de corriger ou de confirmer avec le QG. </w:t>
+        <w:br/>
+        <w:t xml:space="preserve">- Attention ! Fer à repasser à charbon a été achété à 15000 Fcfa est relativement élevé par rapport aux autres prix d'achat observés dans cette zone. Prière de corriger ou de confirmer avec le QG. Attention ! Fer à repasser à charbon a été revendu à 10000 Fcfa qui est relativement élevé par rapport aux autres prix de revente observés dans cette zone. Prière de corriger ou de confirmer avec le QG. </w:t>
+        <w:br/>
+        <w:t>- Attention ! Lit a été revendu à 600000 Fcfa qui est relativement élevé par rapport aux autres prix de revente observés dans cette zone. Prière de corriger ou de confirmer avec le QG.</w:t>
       </w:r>
     </w:p>
     <w:p>
@@ -3451,8 +3497,6 @@
         <w:rPr>
           <w:sz w:val="20"/>
         </w:rPr>
-        <w:t xml:space="preserve">- Attention ! Le frais de scolarité (68000 Fcfa) de NDEYE BADIANE en 2ème année de Primaire est relativement élevé par rapport aux autres frais de scolarités observés dans cette zone. Prière de corriger ou de confirmer avec le QG. </w:t>
-        <w:br/>
         <w:t xml:space="preserve">- Avertissement!!! L'âge de IBRA BADIANE avec son niveau d'étude (Fondamental 1) semble incoherent, veuillez confirmer cette information avec le QG ou corriger l'incohérence. </w:t>
         <w:br/>
         <w:t xml:space="preserve">- Peu probable! MAME AWA KANE  n'arrive pas  à comprendre un petit texte lu dans une langue locale (s02q03). Veuillez corriger ou donner des explications au QG. Peu probable! MAME AWA KANE  ne sait ni lire, ni écrire, ni comprendre dans aucune des langues  (s02q01,s02q02,s02q03). Veuillez corriger ou donner des explications au QG. </w:t>
@@ -3511,7 +3555,7 @@
         <w:rPr>
           <w:sz w:val="20"/>
         </w:rPr>
-        <w:t>- Attention ! Le prix unitaire d'achat (350 Fcfa) de Café moulu en Sachets (Petit) est relativement élevé par rapport aux autres prix observés dans cette zone. Prière de corriger ou de confirmer avec le QG. Attention ! Le prix unitaire d'achat (604.8387 Fcfa) de Oignon frais en Kg (taille unique) est relativement élevé par rapport aux autres prix observés dans cette zone. Prière de corriger ou de confirmer avec le QG. Avertissement!! La quantité (5.75 litre) du produit Autres huiles alimentaires n.d.a. (maïs, palmiste, tournesol, coco, lait de vache, etc.) consommée  par le ménage semble très élevé, prière de corriger ou confirmer avec le QG. Avertissement!!! Le ménage a consommé 20 Pièce Petit de Capitaine frais, cette quantité semble anormale pour une consommation des 7 derniers jours.Prière de corriger ou de confirmer avec le QG. Avertissement!!! Le ménage a consommé 7 Bidon 20l taille unique de Eau minérale/filtrée en bouteille locale, cette quantité semble anormale pour une consommation des 7 derniers jours, prière de verifier et corriger. Incohérence!! Dans ce ménage, chaque individus consomme par jour 28.41357 Kg  de cereale; Prière de revoir les quantités prises de ces produits. Le prix d'achat unitaire (1 Fcfa) de Carotte en Pièce de taille Moyen  est invraisemblable, prière de regarder les reponses prises dans les questions s07bq07a s07bq07b s07bq07c s07bq08 pour mieux corriger. Attention ! Le prix unitaire d'achat (1 Fcfa) de Carotte en Pièce (Moyen) est relativement faible par rapport aux autres prix observés dans cette zone. Prière de corriger ou de confirmer avec le QG.</w:t>
+        <w:t>- Attention ! Le prix unitaire d'achat (350 Fcfa) de Café moulu en Sachets (Petit) est relativement élevé par rapport aux autres prix observés dans cette zone. Prière de corriger ou de confirmer avec le QG. Attention ! Le prix unitaire d'achat (604.8387 Fcfa) de Oignon frais en Kg (taille unique) est relativement élevé par rapport aux autres prix observés dans cette zone. Prière de corriger ou de confirmer avec le QG. Avertissement!! La quantité (5.75 litre) du produit Autres huiles alimentaires n.d.a. (maïs, palmiste, tournesol, coco, lait de vache, etc.) consommée  par le ménage semble très élevé, prière de corriger ou confirmer avec le QG. Avertissement!!! Le ménage a consommé 20 Pièce Petit de Capitaine frais, cette quantité semble anormale pour une consommation des 7 derniers jours.Prière de corriger ou de confirmer avec le QG. Avertissement!!! Le ménage a consommé 7 Bidon 20l taille unique de Eau minérale/filtrée en bouteille locale, cette quantité semble anormale pour une consommation des 7 derniers jours, prière de verifier et corriger. Incohérence!! Dans ce ménage, chaque individus consomme par jour 53.86661 Kg  de cereale; Prière de revoir les quantités prises de ces produits. Le prix d'achat unitaire (1 Fcfa) de Carotte en Pièce de taille Moyen  est invraisemblable, prière de regarder les reponses prises dans les questions s07bq07a s07bq07b s07bq07c s07bq08 pour mieux corriger. Attention ! Le prix unitaire d'achat (1 Fcfa) de Carotte en Pièce (Moyen) est relativement faible par rapport aux autres prix observés dans cette zone. Prière de corriger ou de confirmer avec le QG.</w:t>
       </w:r>
     </w:p>
     <w:p>
@@ -4136,29 +4180,6 @@
           <w:color w:val="4672C4"/>
           <w:sz w:val="22"/>
         </w:rPr>
-        <w:t>&gt;&gt; Section12 - Actifs du menage</w:t>
-      </w:r>
-    </w:p>
-    <w:p>
-      <w:pPr>
-        <w:ind w:left="283"/>
-      </w:pPr>
-      <w:r>
-        <w:rPr>
-          <w:sz w:val="20"/>
-        </w:rPr>
-        <w:t xml:space="preserve">- Attention ! Antenne parabolique / décodeur a été achété à 5000 Fcfa est relativement faible par rapport aux autres prix d'achat observés dans cette zone. Prière de corriger ou de confirmer avec le QG. </w:t>
-        <w:br/>
-        <w:t>- Attention ! Ventilateur sur pied a été revendu à 30000 Fcfa qui est relativement élevé par rapport aux autres prix de revente observés dans cette zone. Prière de corriger ou de confirmer avec le QG.</w:t>
-      </w:r>
-    </w:p>
-    <w:p>
-      <w:r>
-        <w:rPr>
-          <w:b/>
-          <w:color w:val="4672C4"/>
-          <w:sz w:val="22"/>
-        </w:rPr>
         <w:t>&gt;&gt; Section16a - Champs et parcelles</w:t>
       </w:r>
     </w:p>
@@ -4610,7 +4631,7 @@
         <w:rPr>
           <w:sz w:val="20"/>
         </w:rPr>
-        <w:t>- Attention ! Le prix unitaire d'achat (100 Fcfa) de Silure séché en Morceau (Portion) (Petit) est relativement faible par rapport aux autres prix observés dans cette zone. Prière de corriger ou de confirmer avec le QG. Avertissement!!! Le ménage a consommé 2 Bidon 20l taille unique de Eau minérale/filtrée en bouteille locale, cette quantité semble anormale pour une consommation des 7 derniers jours, prière de verifier et corriger. Incohérence!! Dans ce ménage, chaque individus consomme par jour 33.09143 Kg  de cereale; Prière de revoir les quantités prises de ces produits. Attention ! Le prix unitaire d'achat (400 Fcfa) de Riz local Gambiaka en Kg (taille unique) est relativement élevé par rapport aux autres prix observés dans cette zone. Prière de corriger ou de confirmer avec le QG.</w:t>
+        <w:t>- Attention ! Le prix unitaire d'achat (100 Fcfa) de Silure séché en Morceau (Portion) (Petit) est relativement faible par rapport aux autres prix observés dans cette zone. Prière de corriger ou de confirmer avec le QG. Attention ! Le prix unitaire d'achat (1500 Fcfa) de Autres huiles alimentaires n.d.a. (maïs, palmiste, tournesol, coco, lait de vache, etc.) en Litre (taille unique) est relativement élevé par rapport aux autres prix observés dans cette zone. Prière de corriger ou de confirmer avec le QG. Attention ! Le prix unitaire d'achat (200 Fcfa) de Tomate séchée en Sachets (Petit) est relativement élevé par rapport aux autres prix observés dans cette zone. Prière de corriger ou de confirmer avec le QG. Attention ! Le prix unitaire d'achat (50 Fcfa) de Ail en Sachets (Petit) est relativement faible par rapport aux autres prix observés dans cette zone. Prière de corriger ou de confirmer avec le QG. Avertissement!!! Le ménage a consommé 2 Bidon 20l taille unique de Eau minérale/filtrée en bouteille locale, cette quantité semble anormale pour une consommation des 7 derniers jours, prière de verifier et corriger. Incohérence!! Dans ce ménage, chaque individus consomme par jour 57.24768 Kg  de cereale; Prière de revoir les quantités prises de ces produits.</w:t>
       </w:r>
     </w:p>
     <w:p>
@@ -5600,7 +5621,7 @@
         <w:rPr>
           <w:sz w:val="20"/>
         </w:rPr>
-        <w:t>- Attention ! Le prix unitaire d'achat (300 Fcfa) de Silure fumé en Morceau (Portion) (Petit) est relativement élevé par rapport aux autres prix observés dans cette zone. Prière de corriger ou de confirmer avec le QG. Avertissement!! La quantité (3.5 litre) du produit Autres huiles alimentaires n.d.a. (maïs, palmiste, tournesol, coco, lait de vache, etc.) consommée  par le ménage semble très élevé, prière de corriger ou confirmer avec le QG. Avertissement!!! Le ménage a consommé 24 Bidon 20l taille unique de Eau minérale/filtrée en bouteille locale, cette quantité semble anormale pour une consommation des 7 derniers jours, prière de verifier et corriger. Incohérence!! Dans ce ménage, chaque individus consomme par jour 18.95286 Kg  de cereale; Prière de revoir les quantités prises de ces produits.</w:t>
+        <w:t>- Attention ! Le prix unitaire d'achat (300 Fcfa) de Silure fumé en Morceau (Portion) (Petit) est relativement élevé par rapport aux autres prix observés dans cette zone. Prière de corriger ou de confirmer avec le QG. Avertissement!! La quantité (3.5 litre) du produit Autres huiles alimentaires n.d.a. (maïs, palmiste, tournesol, coco, lait de vache, etc.) consommée  par le ménage semble très élevé, prière de corriger ou confirmer avec le QG. Avertissement!!! Le ménage a consommé 24 Bidon 20l taille unique de Eau minérale/filtrée en bouteille locale, cette quantité semble anormale pour une consommation des 7 derniers jours, prière de verifier et corriger. Incohérence!! Dans ce ménage, chaque individus consomme par jour 36.91714 Kg  de cereale; Prière de revoir les quantités prises de ces produits.</w:t>
       </w:r>
     </w:p>
     <w:p>
@@ -6120,7 +6141,7 @@
         <w:rPr>
           <w:sz w:val="20"/>
         </w:rPr>
-        <w:t>- Attention ! Le prix unitaire d'achat (350 Fcfa) de Café moulu en Sachets (Petit) est relativement élevé par rapport aux autres prix observés dans cette zone. Prière de corriger ou de confirmer avec le QG. Avertissement!! La quantité (5.75 litre) du produit Autres huiles alimentaires n.d.a. (maïs, palmiste, tournesol, coco, lait de vache, etc.) consommée  par le ménage semble très élevé, prière de corriger ou confirmer avec le QG. Avertissement!!! Le ménage a consommé 10 Bidon 20l taille unique de Eau minérale/filtrée en bouteille locale, cette quantité semble anormale pour une consommation des 7 derniers jours, prière de verifier et corriger. Avertissement!!! Le ménage a consommé 10 Pièce Moyen de Capitaine frais, cette quantité semble anormale pour une consommation des 7 derniers jours.Prière de corriger ou de confirmer avec le QG. Incohérence!! Dans ce ménage, chaque individus consomme par jour 25.30625 Kg  de cereale; Prière de revoir les quantités prises de ces produits.</w:t>
+        <w:t>- Attention ! Le prix unitaire d'achat (1500 Fcfa) de Poisson frais type 11 en Morceau (Portion) (Moyen) est relativement élevé par rapport aux autres prix observés dans cette zone. Prière de corriger ou de confirmer avec le QG. Attention ! Le prix unitaire d'achat (350 Fcfa) de Café moulu en Sachets (Petit) est relativement élevé par rapport aux autres prix observés dans cette zone. Prière de corriger ou de confirmer avec le QG. Attention ! Soupçons de quantité anormale! Le ménage de SODA SEYE avec une taille de 8 personnes a consommé 11 Tas en Tres petit de Poireau qui est relativement élevé comme consommation par rapport à la condition de vie des autres ménages de même taille dans cette zone. Prière de corriger ou de confirmer avec le QG. Attention ! Soupçons de quantité anormale! Le ménage de SODA SEYE avec une taille de 8 personnes a consommé 38 miche en Moyen de Pain moderne (Baguette) qui est relativement élevé comme consommation par rapport à la condition de vie des autres ménages de même taille dans cette zone. Prière de corriger ou de confirmer avec le QG. Avertissement!! La quantité (5.75 litre) du produit Autres huiles alimentaires n.d.a. (maïs, palmiste, tournesol, coco, lait de vache, etc.) consommée  par le ménage semble très élevé, prière de corriger ou confirmer avec le QG. Avertissement!!! Le ménage a consommé 10 Bidon 20l taille unique de Eau minérale/filtrée en bouteille locale, cette quantité semble anormale pour une consommation des 7 derniers jours, prière de verifier et corriger. Avertissement!!! Le ménage a consommé 10 Pièce Moyen de Capitaine frais, cette quantité semble anormale pour une consommation des 7 derniers jours.Prière de corriger ou de confirmer avec le QG. Attention ! Le prix unitaire d'achat (500 Fcfa) de Capitaine frais en Pièce (Moyen) est relativement élevé par rapport aux autres prix observés dans cette zone. Prière de corriger ou de confirmer avec le QG. Incohérence!! Dans ce ménage, chaque individus consomme par jour 46.61607 Kg  de cereale; Prière de revoir les quantités prises de ces produits.</w:t>
       </w:r>
     </w:p>
     <w:p>
@@ -6207,6 +6228,27 @@
           <w:sz w:val="20"/>
         </w:rPr>
         <w:t>- La personne non-membre du ménage qui figure sur le titre de propriété est CONJOINT et semble exister dans les modalités, prière de prendre attache avec le QG pour plus d'explication afin de la classer bien.  La principale  source d'éclairage du logement du ménage est IL UTULISE LEUR TELEPHONE PORTABLE et semble exister dans les modalités, prière de prendre attache avec le QG pour plus d'explication afin de la classer bien. Le ménage a comme principale source d'éclairage du logement   Autre (à préciser) mais disposent Climatiseurs/Splits installés au mur ou Chauffe-eau (pour eau chaude) ou Ventilateurs incrustés au plafond, prière de corriger cette incohérence.</w:t>
+      </w:r>
+    </w:p>
+    <w:p>
+      <w:r>
+        <w:rPr>
+          <w:b/>
+          <w:color w:val="4672C4"/>
+          <w:sz w:val="22"/>
+        </w:rPr>
+        <w:t>&gt;&gt; Section12 - Actifs du menage</w:t>
+      </w:r>
+    </w:p>
+    <w:p>
+      <w:pPr>
+        <w:ind w:left="283"/>
+      </w:pPr>
+      <w:r>
+        <w:rPr>
+          <w:sz w:val="20"/>
+        </w:rPr>
+        <w:t>- Attention ! Armoires et autres meubles a été achété à 600000 Fcfa est relativement élevé par rapport aux autres prix d'achat observés dans cette zone. Prière de corriger ou de confirmer avec le QG. Attention ! Armoires et autres meubles a été revendu à 500000 Fcfa qui est relativement élevé par rapport aux autres prix de revente observés dans cette zone. Prière de corriger ou de confirmer avec le QG.</w:t>
       </w:r>
     </w:p>
     <w:p>
@@ -6690,7 +6732,7 @@
         <w:rPr>
           <w:sz w:val="20"/>
         </w:rPr>
-        <w:t>- Attention ! Le prix unitaire d'achat (2000 Fcfa) de Pastèque en Pièce (Moyen) est relativement élevé par rapport aux autres prix observés dans cette zone. Prière de corriger ou de confirmer avec le QG. Attention ! Le prix unitaire d'achat (500 Fcfa) de Spaghettis en Sachets industriel (Petit) est relativement élevé par rapport aux autres prix observés dans cette zone. Prière de corriger ou de confirmer avec le QG. Attention ! Le prix unitaire d'achat (600 Fcfa) de Capitaine frais en Tas (Petit) est relativement élevé par rapport aux autres prix observés dans cette zone. Prière de corriger ou de confirmer avec le QG. Avertissement!! La quantité (5.25 litre) du produit Autres huiles alimentaires n.d.a. (maïs, palmiste, tournesol, coco, lait de vache, etc.) consommée  par le ménage semble très élevé, prière de corriger ou confirmer avec le QG. Avertissement!!! Le ménage a consommé 2 Bidon 20l taille unique de Eau minérale/filtrée en bouteille locale, cette quantité semble anormale pour une consommation des 7 derniers jours, prière de verifier et corriger. Incohérence!! Dans ce ménage, chaque individus consomme par jour 26.07524 Kg  de cereale; Prière de revoir les quantités prises de ces produits.</w:t>
+        <w:t>- Attention ! Le prix unitaire d'achat (200 Fcfa) de Aubergine   en Morceau (Portion) (Petit) est relativement élevé par rapport aux autres prix observés dans cette zone. Prière de corriger ou de confirmer avec le QG. Attention ! Le prix unitaire d'achat (200 Fcfa) de Manioc en tubercules en Morceau (Portion) (Petit) est relativement élevé par rapport aux autres prix observés dans cette zone. Prière de corriger ou de confirmer avec le QG. Attention ! Le prix unitaire d'achat (2000 Fcfa) de Pastèque en Pièce (Moyen) est relativement élevé par rapport aux autres prix observés dans cette zone. Prière de corriger ou de confirmer avec le QG. Attention ! Le prix unitaire d'achat (500 Fcfa) de Spaghettis en Sachets industriel (Petit) est relativement élevé par rapport aux autres prix observés dans cette zone. Prière de corriger ou de confirmer avec le QG. Attention ! Le prix unitaire d'achat (600 Fcfa) de Capitaine frais en Tas (Petit) est relativement élevé par rapport aux autres prix observés dans cette zone. Prière de corriger ou de confirmer avec le QG. Avertissement!! La quantité (5.25 litre) du produit Autres huiles alimentaires n.d.a. (maïs, palmiste, tournesol, coco, lait de vache, etc.) consommée  par le ménage semble très élevé, prière de corriger ou confirmer avec le QG. Attention ! Le prix unitaire d'achat (500 Fcfa) de Autres huiles alimentaires n.d.a. (maïs, palmiste, tournesol, coco, lait de vache, etc.) en Litre (taille unique) est relativement faible par rapport aux autres prix observés dans cette zone. Prière de corriger ou de confirmer avec le QG. Avertissement!!! Le ménage a consommé 2 Bidon 20l taille unique de Eau minérale/filtrée en bouteille locale, cette quantité semble anormale pour une consommation des 7 derniers jours, prière de verifier et corriger. Incohérence!! Dans ce ménage, chaque individus consomme par jour 67.18032 Kg  de cereale; Prière de revoir les quantités prises de ces produits.</w:t>
       </w:r>
     </w:p>
     <w:p>
